--- a/editions/annotated/George-Douglas-Annotated-Transcription-Volume-IV.docx
+++ b/editions/annotated/George-Douglas-Annotated-Transcription-Volume-IV.docx
@@ -33,7 +33,7 @@
         <w:pStyle w:val="GuideBody"/>
       </w:pPr>
       <w:r>
-        <w:t>Version 1.0</w:t>
+        <w:t>Version 1.1</w:t>
         <w:br/>
         <w:t>September 2026</w:t>
       </w:r>
@@ -132,7 +132,7 @@
         <w:pStyle w:val="GuideBody"/>
       </w:pPr>
       <w:r>
-        <w:t>Prepared for Volney Douglas with AI assistance in September 2026, from visual reading of the supplied scans. Each scan received an initial reading; selected doubtful passages received a focused second reading. The page inventory identifies the review level. This edition has not received an independent human transcription check or repository approval. It is offered for scholarly review and correction, and does not replace the source images.</w:t>
+        <w:t>Prepared for Volney Douglas with AI assistance in September 2026, from visual reading of the supplied scans. Each scan received an initial reading. Version 1.1 adds local OCR processing of all 193 pages containing the original 1,200 uncertainties, and applies selected image-checked corrections. OCR completion is not a complete new visual check; the item ledger records which passages were individually adjudicated. The page inventory identifies the review level. This edition has not received an independent human transcription check or repository approval. It is offered for scholarly review and correction, and does not replace the source images.</w:t>
       </w:r>
     </w:p>
     <w:p>
@@ -212,7 +212,7 @@
         <w:pStyle w:val="GuideBody"/>
       </w:pPr>
       <w:r>
-        <w:t>A page ID such as 05-025 means source 05, PDF scan page 25, counting the cover as page 1. A block ID such as 05-025-P02 adds the second transcript paragraph or block. These are editorial locators; they are not manuscript page numbers. Suggested citation: George Douglas Papers annotated transcription, version 1.0, 05-025-P02; corresponding source 05, scan page 25. For a correction, give that locator, the existing wording, a proposed reading, and the image or other evidence supporting it.</w:t>
+        <w:t>A page ID such as 05-025 means source 05, PDF scan page 25, counting the cover as page 1. A block ID such as 05-025-P02 adds the second transcript paragraph or block. These are editorial locators; they are not manuscript page numbers. Suggested citation: George Douglas Papers annotated transcription, version 1.1, 05-025-P02; corresponding source 05, scan page 25. For a correction, give that locator, the existing wording, a proposed reading, and the image or other evidence supporting it.</w:t>
       </w:r>
     </w:p>
     <w:p>
@@ -966,16 +966,7 @@
         <w:br/>
         <w:t>By A Lasswell Deputy.</w:t>
         <w:br/>
-        <w:t xml:space="preserve">Recorded May 29 A. D. 1896 in Ellis County Record of Deeds Book </w:t>
-      </w:r>
-      <w:r>
-        <w:rPr>
-          <w:i/>
-        </w:rPr>
-        <w:t>[[91?]]</w:t>
-      </w:r>
-      <w:r>
-        <w:t xml:space="preserve"> Page 574</w:t>
+        <w:t>Recorded May 29 A. D. 1896 in Ellis County Record of Deeds Book 91 Page 574</w:t>
         <w:br/>
         <w:t>T. F. Thompson County Clerk</w:t>
         <w:br/>
@@ -1005,7 +996,7 @@
         <w:t xml:space="preserve">Editorial note. </w:t>
       </w:r>
       <w:r>
-        <w:t>The acknowledgment and sideways docket precede the opening deed in the scan sequence. The final digit of the record-book number is uncertain.</w:t>
+        <w:t>The acknowledgment and sideways docket precede the opening deed in the scan sequence. The docket’s record-book number reads 91 after image review. Image review September 2026. The docket reads volume 91; the separate recording certificate on 06-011 reads 92. Both readings are preserved.</w:t>
       </w:r>
     </w:p>
     <w:p>
@@ -6124,25 +6115,7 @@
         <w:t xml:space="preserve">06-063-P01   </w:t>
       </w:r>
       <w:r>
-        <w:t xml:space="preserve">I have a horrible tale to recount this week tis the murder of Mrs </w:t>
-      </w:r>
-      <w:r>
-        <w:rPr>
-          <w:i/>
-        </w:rPr>
-        <w:t>[[Stinnet?]]</w:t>
-      </w:r>
-      <w:r>
-        <w:t xml:space="preserve"> by her daughter. Mrs </w:t>
-      </w:r>
-      <w:r>
-        <w:rPr>
-          <w:i/>
-        </w:rPr>
-        <w:t>[[S?]]</w:t>
-      </w:r>
-      <w:r>
-        <w:t xml:space="preserve"> is a sister to Mr </w:t>
+        <w:t xml:space="preserve">I have a horrible tale to narrate this week tis the murder of Mrs Claunch by her daughter. Mrs C is a sister to Mr </w:t>
       </w:r>
       <w:r>
         <w:rPr>
@@ -6151,7 +6124,16 @@
         <w:t>[[Simons?]]</w:t>
       </w:r>
       <w:r>
-        <w:t xml:space="preserve"> was here in the spring </w:t>
+        <w:t xml:space="preserve"> </w:t>
+      </w:r>
+      <w:r>
+        <w:rPr>
+          <w:i/>
+        </w:rPr>
+        <w:t>[[was here in the spring?]]</w:t>
+      </w:r>
+      <w:r>
+        <w:t xml:space="preserve"> </w:t>
       </w:r>
       <w:r>
         <w:rPr>
@@ -6399,7 +6381,7 @@
         <w:t xml:space="preserve">Editorial note. </w:t>
       </w:r>
       <w:r>
-        <w:t>A very pale, incomplete account of an alleged killing. Names, the witness account, and much of the lower half are not securely legible. This is a writer’s report; the transcript does not establish the allegation as fact. A clearer scan or the physical original is needed to resolve the many gaps.</w:t>
+        <w:t>A very pale, incomplete account of an alleged killing. Names, the witness account, and much of the lower half are not securely legible. This is a writer’s report; the transcript does not establish the allegation as fact. A clearer scan or the physical original is needed to resolve the many gaps. Image review September 2026. Whole-line review also questions previously unbracketed wording around the first location clause. The remaining narrative requires further image or human review; this revision does not certify all surrounding words.</w:t>
       </w:r>
     </w:p>
     <w:p>
@@ -7709,15 +7691,8 @@
         </w:rPr>
         <w:t xml:space="preserve">06-071-P02   </w:t>
       </w:r>
-      <w:r/>
-      <w:r>
-        <w:rPr>
-          <w:i/>
-        </w:rPr>
-        <w:t>[[Foythe?]]</w:t>
-      </w:r>
-      <w:r>
-        <w:t xml:space="preserve"> has not yet returned; the last news from them, Bob was having the chills, and was trying to get a furlough to come with F.</w:t>
+      <w:r>
+        <w:t>Fayette has not yet returned; the last news from them, Bob was having the chills, and was trying to get a furlough to come with F.</w:t>
       </w:r>
     </w:p>
     <w:p>
@@ -11226,16 +11201,7 @@
         <w:t>[[merry troop of S S?]]</w:t>
       </w:r>
       <w:r>
-        <w:t xml:space="preserve">. Miss Beckett lives in this neighbourhood yet I believe she is the only other that is here. The rest are scattered (as it were) to the four winds. We are having rather a wet week this week, </w:t>
-      </w:r>
-      <w:r>
-        <w:rPr>
-          <w:i/>
-        </w:rPr>
-        <w:t>[[and?]]</w:t>
-      </w:r>
-      <w:r>
-        <w:t xml:space="preserve"> (for the consequence) plenty of fleas. They are about as thick as flies down at Sabine, though we have the advantage of a convenient leaf carpet which is a great help. The children are beginning to come in the house and are shaking the floor so I will have to stop. I heard this morning of the death of Parson Justins wife she died yesterday I have not heard what was the cause. </w:t>
+        <w:t xml:space="preserve">. Miss Beckett lives in this neighbourhood yet I believe she is the only other that is here. The rest are scattered (as it were) to the four winds. We are having rather a wet week this week, and (for the consequence) plenty of fleas. They are about as thick as flies down at Sabine, though we have the advantage of a convenient leaf carpet which is a great help. The children are beginning to come in the house and are shaking the floor so I will have to stop. I heard this morning of the death of Parson Justins wife she died yesterday I have not heard what was the cause. </w:t>
       </w:r>
       <w:r>
         <w:rPr>
@@ -13581,7 +13547,16 @@
         <w:t>[[illegible]]</w:t>
       </w:r>
       <w:r>
-        <w:t xml:space="preserve"> a literary </w:t>
+        <w:t xml:space="preserve"> a </w:t>
+      </w:r>
+      <w:r>
+        <w:rPr>
+          <w:i/>
+        </w:rPr>
+        <w:t>[[literary?]]</w:t>
+      </w:r>
+      <w:r>
+        <w:t xml:space="preserve"> </w:t>
       </w:r>
       <w:r>
         <w:rPr>
@@ -13779,16 +13754,7 @@
         <w:t>[[illegible]]</w:t>
       </w:r>
       <w:r>
-        <w:t xml:space="preserve"> of an old negro getting </w:t>
-      </w:r>
-      <w:r>
-        <w:rPr>
-          <w:i/>
-        </w:rPr>
-        <w:t>[[religion?]]</w:t>
-      </w:r>
-      <w:r>
-        <w:t xml:space="preserve">, interlarded with a few elegant phrases concerning “rotten eggs” and “brick bats”. </w:t>
+        <w:t xml:space="preserve"> of an old negro getting religion, interlarded with a few elegant phrases concerning “rotten eggs” and “brick bats”. </w:t>
       </w:r>
       <w:r>
         <w:rPr>
@@ -14194,7 +14160,7 @@
         <w:t xml:space="preserve">Editorial note. </w:t>
       </w:r>
       <w:r>
-        <w:t>Closing page of the letter begun on scan page 114. The opening paragraph is comparatively clear; much of the Saturday continuation is extremely faded. This is a partial transcription. Adjacent unread spans have not been assigned word counts. A new photograph of this leaf or consultation of the physical original is a priority.</w:t>
+        <w:t>Closing page of the letter begun on scan page 114. The opening paragraph is comparatively clear; much of the Saturday continuation is extremely faded. This is a partial transcription. Adjacent unread spans have not been assigned word counts. A new photograph of this leaf or consultation of the physical original is a priority. Image review September 2026. Whole-line inspection raises doubts about the surrounding sentence framework in P02, including the earlier literary discourse wording. P02 and P03 remain provisional as whole passages; the marked gaps are not the only potential errors.</w:t>
       </w:r>
     </w:p>
     <w:p>
@@ -14626,7 +14592,7 @@
       <w:jc w:val="right"/>
     </w:pPr>
     <w:r>
-      <w:t xml:space="preserve">Version 1.0  •  </w:t>
+      <w:t xml:space="preserve">Version 1.1  •  </w:t>
     </w:r>
     <w:r>
       <w:fldChar w:fldCharType="begin"/>
